--- a/DESTINATION-NIGERIA-BRAND-KIT/09_DOCUMENT_TEMPLATES/WORKSHOP_MATERIALS/DN_Action-Plan-Tracker_A4.docx
+++ b/DESTINATION-NIGERIA-BRAND-KIT/09_DOCUMENT_TEMPLATES/WORKSHOP_MATERIALS/DN_Action-Plan-Tracker_A4.docx
@@ -16,7 +16,7 @@
           <w:r>
             <w:rPr>
               <w:b/>
-              <w:color w:val="9A6510"/>
+              <w:color w:val="8A5A0C"/>
             </w:rPr>
             <w:t xml:space="preserve">[Workshop title]</w:t>
           </w:r>
@@ -41,11 +41,11 @@
         <w:jc w:val="left"/>
         <w:tblLook w:firstColumn="1" w:firstRow="1" w:lastColumn="0" w:lastRow="0" w:noHBand="0" w:noVBand="1" w:val="04A0"/>
         <w:tblBorders>
-          <w:top w:val="single" w:sz="4" w:color="A9BFA9"/>
-          <w:left w:val="nil"/>
-          <w:bottom w:val="single" w:sz="4" w:color="A9BFA9"/>
-          <w:right w:val="nil"/>
-          <w:insideH w:val="single" w:sz="4" w:color="A9BFA9"/>
+          <w:top w:val="single" w:sz="4" w:color="E7DFCF"/>
+          <w:left w:val="nil"/>
+          <w:bottom w:val="single" w:sz="4" w:color="E7DFCF"/>
+          <w:right w:val="nil"/>
+          <w:insideH w:val="single" w:sz="4" w:color="E7DFCF"/>
           <w:insideV w:val="nil"/>
         </w:tblBorders>
         <w:tblCellMar>
@@ -72,7 +72,9 @@
         <w:tc>
           <w:tcPr>
             <w:tcW w:type="dxa" w:w="567"/>
-            <w:shd w:val="clear" w:color="auto" w:fill="E7DFCF"/>
+            <w:tcBorders>
+              <w:bottom w:val="single" w:sz="8" w:color="103428"/>
+            </w:tcBorders>
           </w:tcPr>
           <w:p>
             <w:pPr>
@@ -91,7 +93,9 @@
         <w:tc>
           <w:tcPr>
             <w:tcW w:type="dxa" w:w="3969"/>
-            <w:shd w:val="clear" w:color="auto" w:fill="E7DFCF"/>
+            <w:tcBorders>
+              <w:bottom w:val="single" w:sz="8" w:color="103428"/>
+            </w:tcBorders>
           </w:tcPr>
           <w:p>
             <w:pPr>
@@ -110,7 +114,9 @@
         <w:tc>
           <w:tcPr>
             <w:tcW w:type="dxa" w:w="1701"/>
-            <w:shd w:val="clear" w:color="auto" w:fill="E7DFCF"/>
+            <w:tcBorders>
+              <w:bottom w:val="single" w:sz="8" w:color="103428"/>
+            </w:tcBorders>
           </w:tcPr>
           <w:p>
             <w:pPr>
@@ -129,7 +135,9 @@
         <w:tc>
           <w:tcPr>
             <w:tcW w:type="dxa" w:w="1928"/>
-            <w:shd w:val="clear" w:color="auto" w:fill="E7DFCF"/>
+            <w:tcBorders>
+              <w:bottom w:val="single" w:sz="8" w:color="103428"/>
+            </w:tcBorders>
           </w:tcPr>
           <w:p>
             <w:pPr>
@@ -148,7 +156,9 @@
         <w:tc>
           <w:tcPr>
             <w:tcW w:type="dxa" w:w="1020"/>
-            <w:shd w:val="clear" w:color="auto" w:fill="E7DFCF"/>
+            <w:tcBorders>
+              <w:bottom w:val="single" w:sz="8" w:color="103428"/>
+            </w:tcBorders>
           </w:tcPr>
           <w:p>
             <w:pPr>
@@ -167,7 +177,9 @@
         <w:tc>
           <w:tcPr>
             <w:tcW w:type="dxa" w:w="1020"/>
-            <w:shd w:val="clear" w:color="auto" w:fill="E7DFCF"/>
+            <w:tcBorders>
+              <w:bottom w:val="single" w:sz="8" w:color="103428"/>
+            </w:tcBorders>
           </w:tcPr>
           <w:p>
             <w:pPr>
@@ -186,7 +198,9 @@
         <w:tc>
           <w:tcPr>
             <w:tcW w:type="dxa" w:w="1474"/>
-            <w:shd w:val="clear" w:color="auto" w:fill="E7DFCF"/>
+            <w:tcBorders>
+              <w:bottom w:val="single" w:sz="8" w:color="103428"/>
+            </w:tcBorders>
           </w:tcPr>
           <w:p>
             <w:pPr>
@@ -205,7 +219,9 @@
         <w:tc>
           <w:tcPr>
             <w:tcW w:type="dxa" w:w="3118"/>
-            <w:shd w:val="clear" w:color="auto" w:fill="E7DFCF"/>
+            <w:tcBorders>
+              <w:bottom w:val="single" w:sz="8" w:color="103428"/>
+            </w:tcBorders>
           </w:tcPr>
           <w:p>
             <w:pPr>
@@ -411,7 +427,6 @@
         <w:tc>
           <w:tcPr>
             <w:tcW w:type="dxa" w:w="567"/>
-            <w:shd w:val="clear" w:color="auto" w:fill="F5F0E6"/>
           </w:tcPr>
           <w:p>
             <w:pPr>
@@ -429,7 +444,6 @@
         <w:tc>
           <w:tcPr>
             <w:tcW w:type="dxa" w:w="3969"/>
-            <w:shd w:val="clear" w:color="auto" w:fill="F5F0E6"/>
           </w:tcPr>
           <w:p>
             <w:pPr>
@@ -455,7 +469,6 @@
         <w:tc>
           <w:tcPr>
             <w:tcW w:type="dxa" w:w="1701"/>
-            <w:shd w:val="clear" w:color="auto" w:fill="F5F0E6"/>
           </w:tcPr>
           <w:p>
             <w:pPr>
@@ -481,7 +494,6 @@
         <w:tc>
           <w:tcPr>
             <w:tcW w:type="dxa" w:w="1928"/>
-            <w:shd w:val="clear" w:color="auto" w:fill="F5F0E6"/>
           </w:tcPr>
           <w:p>
             <w:pPr>
@@ -507,7 +519,6 @@
         <w:tc>
           <w:tcPr>
             <w:tcW w:type="dxa" w:w="1020"/>
-            <w:shd w:val="clear" w:color="auto" w:fill="F5F0E6"/>
           </w:tcPr>
           <w:p>
             <w:pPr>
@@ -533,7 +544,6 @@
         <w:tc>
           <w:tcPr>
             <w:tcW w:type="dxa" w:w="1020"/>
-            <w:shd w:val="clear" w:color="auto" w:fill="F5F0E6"/>
           </w:tcPr>
           <w:p>
             <w:pPr>
@@ -559,7 +569,6 @@
         <w:tc>
           <w:tcPr>
             <w:tcW w:type="dxa" w:w="1474"/>
-            <w:shd w:val="clear" w:color="auto" w:fill="F5F0E6"/>
           </w:tcPr>
           <w:p>
             <w:pPr>
@@ -585,7 +594,6 @@
         <w:tc>
           <w:tcPr>
             <w:tcW w:type="dxa" w:w="3118"/>
-            <w:shd w:val="clear" w:color="auto" w:fill="F5F0E6"/>
           </w:tcPr>
           <w:p>
             <w:pPr>
@@ -789,7 +797,6 @@
         <w:tc>
           <w:tcPr>
             <w:tcW w:type="dxa" w:w="567"/>
-            <w:shd w:val="clear" w:color="auto" w:fill="F5F0E6"/>
           </w:tcPr>
           <w:p>
             <w:pPr>
@@ -807,7 +814,6 @@
         <w:tc>
           <w:tcPr>
             <w:tcW w:type="dxa" w:w="3969"/>
-            <w:shd w:val="clear" w:color="auto" w:fill="F5F0E6"/>
           </w:tcPr>
           <w:p>
             <w:pPr>
@@ -833,7 +839,6 @@
         <w:tc>
           <w:tcPr>
             <w:tcW w:type="dxa" w:w="1701"/>
-            <w:shd w:val="clear" w:color="auto" w:fill="F5F0E6"/>
           </w:tcPr>
           <w:p>
             <w:pPr>
@@ -859,7 +864,6 @@
         <w:tc>
           <w:tcPr>
             <w:tcW w:type="dxa" w:w="1928"/>
-            <w:shd w:val="clear" w:color="auto" w:fill="F5F0E6"/>
           </w:tcPr>
           <w:p>
             <w:pPr>
@@ -885,7 +889,6 @@
         <w:tc>
           <w:tcPr>
             <w:tcW w:type="dxa" w:w="1020"/>
-            <w:shd w:val="clear" w:color="auto" w:fill="F5F0E6"/>
           </w:tcPr>
           <w:p>
             <w:pPr>
@@ -911,7 +914,6 @@
         <w:tc>
           <w:tcPr>
             <w:tcW w:type="dxa" w:w="1020"/>
-            <w:shd w:val="clear" w:color="auto" w:fill="F5F0E6"/>
           </w:tcPr>
           <w:p>
             <w:pPr>
@@ -937,7 +939,6 @@
         <w:tc>
           <w:tcPr>
             <w:tcW w:type="dxa" w:w="1474"/>
-            <w:shd w:val="clear" w:color="auto" w:fill="F5F0E6"/>
           </w:tcPr>
           <w:p>
             <w:pPr>
@@ -963,7 +964,6 @@
         <w:tc>
           <w:tcPr>
             <w:tcW w:type="dxa" w:w="3118"/>
-            <w:shd w:val="clear" w:color="auto" w:fill="F5F0E6"/>
           </w:tcPr>
           <w:p>
             <w:pPr>
@@ -1167,7 +1167,6 @@
         <w:tc>
           <w:tcPr>
             <w:tcW w:type="dxa" w:w="567"/>
-            <w:shd w:val="clear" w:color="auto" w:fill="F5F0E6"/>
           </w:tcPr>
           <w:p>
             <w:pPr>
@@ -1185,7 +1184,6 @@
         <w:tc>
           <w:tcPr>
             <w:tcW w:type="dxa" w:w="3969"/>
-            <w:shd w:val="clear" w:color="auto" w:fill="F5F0E6"/>
           </w:tcPr>
           <w:p>
             <w:pPr>
@@ -1211,7 +1209,6 @@
         <w:tc>
           <w:tcPr>
             <w:tcW w:type="dxa" w:w="1701"/>
-            <w:shd w:val="clear" w:color="auto" w:fill="F5F0E6"/>
           </w:tcPr>
           <w:p>
             <w:pPr>
@@ -1237,7 +1234,6 @@
         <w:tc>
           <w:tcPr>
             <w:tcW w:type="dxa" w:w="1928"/>
-            <w:shd w:val="clear" w:color="auto" w:fill="F5F0E6"/>
           </w:tcPr>
           <w:p>
             <w:pPr>
@@ -1263,7 +1259,6 @@
         <w:tc>
           <w:tcPr>
             <w:tcW w:type="dxa" w:w="1020"/>
-            <w:shd w:val="clear" w:color="auto" w:fill="F5F0E6"/>
           </w:tcPr>
           <w:p>
             <w:pPr>
@@ -1289,7 +1284,6 @@
         <w:tc>
           <w:tcPr>
             <w:tcW w:type="dxa" w:w="1020"/>
-            <w:shd w:val="clear" w:color="auto" w:fill="F5F0E6"/>
           </w:tcPr>
           <w:p>
             <w:pPr>
@@ -1315,7 +1309,6 @@
         <w:tc>
           <w:tcPr>
             <w:tcW w:type="dxa" w:w="1474"/>
-            <w:shd w:val="clear" w:color="auto" w:fill="F5F0E6"/>
           </w:tcPr>
           <w:p>
             <w:pPr>
@@ -1341,7 +1334,6 @@
         <w:tc>
           <w:tcPr>
             <w:tcW w:type="dxa" w:w="3118"/>
-            <w:shd w:val="clear" w:color="auto" w:fill="F5F0E6"/>
           </w:tcPr>
           <w:p>
             <w:pPr>
@@ -1545,7 +1537,6 @@
         <w:tc>
           <w:tcPr>
             <w:tcW w:type="dxa" w:w="567"/>
-            <w:shd w:val="clear" w:color="auto" w:fill="F5F0E6"/>
           </w:tcPr>
           <w:p>
             <w:pPr>
@@ -1563,7 +1554,6 @@
         <w:tc>
           <w:tcPr>
             <w:tcW w:type="dxa" w:w="3969"/>
-            <w:shd w:val="clear" w:color="auto" w:fill="F5F0E6"/>
           </w:tcPr>
           <w:p>
             <w:pPr>
@@ -1589,7 +1579,6 @@
         <w:tc>
           <w:tcPr>
             <w:tcW w:type="dxa" w:w="1701"/>
-            <w:shd w:val="clear" w:color="auto" w:fill="F5F0E6"/>
           </w:tcPr>
           <w:p>
             <w:pPr>
@@ -1615,7 +1604,6 @@
         <w:tc>
           <w:tcPr>
             <w:tcW w:type="dxa" w:w="1928"/>
-            <w:shd w:val="clear" w:color="auto" w:fill="F5F0E6"/>
           </w:tcPr>
           <w:p>
             <w:pPr>
@@ -1641,7 +1629,6 @@
         <w:tc>
           <w:tcPr>
             <w:tcW w:type="dxa" w:w="1020"/>
-            <w:shd w:val="clear" w:color="auto" w:fill="F5F0E6"/>
           </w:tcPr>
           <w:p>
             <w:pPr>
@@ -1667,7 +1654,6 @@
         <w:tc>
           <w:tcPr>
             <w:tcW w:type="dxa" w:w="1020"/>
-            <w:shd w:val="clear" w:color="auto" w:fill="F5F0E6"/>
           </w:tcPr>
           <w:p>
             <w:pPr>
@@ -1693,7 +1679,6 @@
         <w:tc>
           <w:tcPr>
             <w:tcW w:type="dxa" w:w="1474"/>
-            <w:shd w:val="clear" w:color="auto" w:fill="F5F0E6"/>
           </w:tcPr>
           <w:p>
             <w:pPr>
@@ -1719,7 +1704,6 @@
         <w:tc>
           <w:tcPr>
             <w:tcW w:type="dxa" w:w="3118"/>
-            <w:shd w:val="clear" w:color="auto" w:fill="F5F0E6"/>
           </w:tcPr>
           <w:p>
             <w:pPr>
@@ -1923,7 +1907,6 @@
         <w:tc>
           <w:tcPr>
             <w:tcW w:type="dxa" w:w="567"/>
-            <w:shd w:val="clear" w:color="auto" w:fill="F5F0E6"/>
           </w:tcPr>
           <w:p>
             <w:pPr>
@@ -1941,7 +1924,6 @@
         <w:tc>
           <w:tcPr>
             <w:tcW w:type="dxa" w:w="3969"/>
-            <w:shd w:val="clear" w:color="auto" w:fill="F5F0E6"/>
           </w:tcPr>
           <w:p>
             <w:pPr>
@@ -1967,7 +1949,6 @@
         <w:tc>
           <w:tcPr>
             <w:tcW w:type="dxa" w:w="1701"/>
-            <w:shd w:val="clear" w:color="auto" w:fill="F5F0E6"/>
           </w:tcPr>
           <w:p>
             <w:pPr>
@@ -1993,7 +1974,6 @@
         <w:tc>
           <w:tcPr>
             <w:tcW w:type="dxa" w:w="1928"/>
-            <w:shd w:val="clear" w:color="auto" w:fill="F5F0E6"/>
           </w:tcPr>
           <w:p>
             <w:pPr>
@@ -2019,7 +1999,6 @@
         <w:tc>
           <w:tcPr>
             <w:tcW w:type="dxa" w:w="1020"/>
-            <w:shd w:val="clear" w:color="auto" w:fill="F5F0E6"/>
           </w:tcPr>
           <w:p>
             <w:pPr>
@@ -2045,7 +2024,6 @@
         <w:tc>
           <w:tcPr>
             <w:tcW w:type="dxa" w:w="1020"/>
-            <w:shd w:val="clear" w:color="auto" w:fill="F5F0E6"/>
           </w:tcPr>
           <w:p>
             <w:pPr>
@@ -2071,7 +2049,6 @@
         <w:tc>
           <w:tcPr>
             <w:tcW w:type="dxa" w:w="1474"/>
-            <w:shd w:val="clear" w:color="auto" w:fill="F5F0E6"/>
           </w:tcPr>
           <w:p>
             <w:pPr>
@@ -2097,7 +2074,6 @@
         <w:tc>
           <w:tcPr>
             <w:tcW w:type="dxa" w:w="3118"/>
-            <w:shd w:val="clear" w:color="auto" w:fill="F5F0E6"/>
           </w:tcPr>
           <w:p>
             <w:pPr>
@@ -2147,7 +2123,7 @@
   <w:p>
     <w:pPr>
       <w:pBdr>
-        <w:top w:val="single" w:sz="4" w:space="6" w:color="A9BFA9"/>
+        <w:top w:val="single" w:sz="4" w:space="6" w:color="E7DFCF"/>
       </w:pBdr>
       <w:tabs>
         <w:tab w:pos="14798" w:val="right"/>
@@ -2169,7 +2145,7 @@
         <w:color w:val="5F6662"/>
         <w:sz w:val="15"/>
       </w:rPr>
-      <w:t xml:space="preserve">  ·  </w:t>
+      <w:t xml:space="preserve">   </w:t>
     </w:r>
     <w:r>
       <w:rPr>
@@ -2460,7 +2436,7 @@
   <w:docDefaults>
     <w:rPrDefault>
       <w:rPr>
-        <w:rFonts w:asciiTheme="minorHAnsi" w:eastAsiaTheme="minorEastAsia" w:hAnsiTheme="minorHAnsi" w:cstheme="minorBidi"/>
+        <w:rFonts w:ascii="Public Sans" w:hAnsi="Public Sans" w:cs="Public Sans" w:eastAsia="Public Sans"/>
         <w:sz w:val="22"/>
         <w:szCs w:val="22"/>
         <w:lang w:val="en-US" w:eastAsia="en-US" w:bidi="ar-SA"/>
@@ -2620,7 +2596,7 @@
       <w:spacing w:before="0" w:after="120" w:line="317" w:lineRule="auto"/>
     </w:pPr>
     <w:rPr>
-      <w:rFonts w:ascii="Inter" w:hAnsi="Inter" w:cs="Inter" w:eastAsia="Inter"/>
+      <w:rFonts w:ascii="Public Sans" w:hAnsi="Public Sans" w:cs="Public Sans" w:eastAsia="Public Sans"/>
       <w:b w:val="0"/>
       <w:i w:val="0"/>
       <w:color w:val="1B201E"/>
@@ -2682,16 +2658,16 @@
     <w:pPr>
       <w:keepNext/>
       <w:keepLines/>
-      <w:spacing w:before="360" w:after="120" w:line="264" w:lineRule="auto"/>
+      <w:spacing w:before="440" w:after="160" w:line="259" w:lineRule="auto"/>
       <w:outlineLvl w:val="0"/>
     </w:pPr>
     <w:rPr>
-      <w:rFonts w:asciiTheme="majorHAnsi" w:eastAsiaTheme="majorEastAsia" w:hAnsiTheme="majorHAnsi" w:cstheme="majorBidi" w:ascii="Playfair Display" w:hAnsi="Playfair Display" w:cs="Playfair Display" w:eastAsia="Playfair Display"/>
+      <w:rFonts w:ascii="Newsreader Display" w:hAnsi="Newsreader Display" w:cs="Newsreader Display" w:eastAsia="Newsreader Display"/>
       <w:b w:val="0"/>
       <w:bCs/>
       <w:i w:val="0"/>
       <w:color w:val="103428"/>
-      <w:sz w:val="40"/>
+      <w:sz w:val="44"/>
       <w:szCs w:val="28"/>
     </w:rPr>
   </w:style>
@@ -2711,12 +2687,12 @@
       <w:outlineLvl w:val="1"/>
     </w:pPr>
     <w:rPr>
-      <w:rFonts w:asciiTheme="majorHAnsi" w:eastAsiaTheme="majorEastAsia" w:hAnsiTheme="majorHAnsi" w:cstheme="majorBidi" w:ascii="Inter" w:hAnsi="Inter" w:cs="Inter" w:eastAsia="Inter"/>
-      <w:b/>
+      <w:rFonts w:ascii="Newsreader Display" w:hAnsi="Newsreader Display" w:cs="Newsreader Display" w:eastAsia="Newsreader Display"/>
+      <w:b w:val="0"/>
       <w:bCs/>
       <w:i w:val="0"/>
       <w:color w:val="103428"/>
-      <w:sz w:val="25"/>
+      <w:sz w:val="28"/>
       <w:szCs w:val="26"/>
     </w:rPr>
   </w:style>
@@ -2736,12 +2712,12 @@
       <w:outlineLvl w:val="2"/>
     </w:pPr>
     <w:rPr>
-      <w:rFonts w:asciiTheme="majorHAnsi" w:eastAsiaTheme="majorEastAsia" w:hAnsiTheme="majorHAnsi" w:cstheme="majorBidi" w:ascii="Inter" w:hAnsi="Inter" w:cs="Inter" w:eastAsia="Inter"/>
+      <w:rFonts w:ascii="Public Sans" w:hAnsi="Public Sans" w:cs="Public Sans" w:eastAsia="Public Sans"/>
       <w:b/>
       <w:bCs/>
       <w:i w:val="0"/>
-      <w:color w:val="2C5040"/>
-      <w:sz w:val="20"/>
+      <w:color w:val="103428"/>
+      <w:sz w:val="19"/>
     </w:rPr>
   </w:style>
   <w:style w:type="paragraph" w:styleId="Heading4">
@@ -2761,7 +2737,7 @@
       <w:outlineLvl w:val="3"/>
     </w:pPr>
     <w:rPr>
-      <w:rFonts w:asciiTheme="majorHAnsi" w:eastAsiaTheme="majorEastAsia" w:hAnsiTheme="majorHAnsi" w:cstheme="majorBidi"/>
+      <w:rFonts w:ascii="Newsreader Display" w:hAnsi="Newsreader Display" w:cs="Newsreader Display"/>
       <w:b/>
       <w:bCs/>
       <w:i/>
@@ -2786,7 +2762,7 @@
       <w:outlineLvl w:val="4"/>
     </w:pPr>
     <w:rPr>
-      <w:rFonts w:asciiTheme="majorHAnsi" w:eastAsiaTheme="majorEastAsia" w:hAnsiTheme="majorHAnsi" w:cstheme="majorBidi"/>
+      <w:rFonts w:ascii="Newsreader Display" w:hAnsi="Newsreader Display" w:cs="Newsreader Display"/>
       <w:color w:val="243F60" w:themeColor="accent1" w:themeShade="7F"/>
     </w:rPr>
   </w:style>
@@ -2807,7 +2783,7 @@
       <w:outlineLvl w:val="5"/>
     </w:pPr>
     <w:rPr>
-      <w:rFonts w:asciiTheme="majorHAnsi" w:eastAsiaTheme="majorEastAsia" w:hAnsiTheme="majorHAnsi" w:cstheme="majorBidi"/>
+      <w:rFonts w:ascii="Newsreader Display" w:hAnsi="Newsreader Display" w:cs="Newsreader Display"/>
       <w:i/>
       <w:iCs/>
       <w:color w:val="243F60" w:themeColor="accent1" w:themeShade="7F"/>
@@ -2830,7 +2806,7 @@
       <w:outlineLvl w:val="6"/>
     </w:pPr>
     <w:rPr>
-      <w:rFonts w:asciiTheme="majorHAnsi" w:eastAsiaTheme="majorEastAsia" w:hAnsiTheme="majorHAnsi" w:cstheme="majorBidi"/>
+      <w:rFonts w:ascii="Newsreader Display" w:hAnsi="Newsreader Display" w:cs="Newsreader Display"/>
       <w:i/>
       <w:iCs/>
       <w:color w:val="404040" w:themeColor="text1" w:themeTint="BF"/>
@@ -2853,7 +2829,7 @@
       <w:outlineLvl w:val="7"/>
     </w:pPr>
     <w:rPr>
-      <w:rFonts w:asciiTheme="majorHAnsi" w:eastAsiaTheme="majorEastAsia" w:hAnsiTheme="majorHAnsi" w:cstheme="majorBidi"/>
+      <w:rFonts w:ascii="Newsreader Display" w:hAnsi="Newsreader Display" w:cs="Newsreader Display"/>
       <w:color w:val="4F81BD" w:themeColor="accent1"/>
       <w:sz w:val="20"/>
       <w:szCs w:val="20"/>
@@ -2876,7 +2852,7 @@
       <w:outlineLvl w:val="8"/>
     </w:pPr>
     <w:rPr>
-      <w:rFonts w:asciiTheme="majorHAnsi" w:eastAsiaTheme="majorEastAsia" w:hAnsiTheme="majorHAnsi" w:cstheme="majorBidi"/>
+      <w:rFonts w:ascii="Newsreader Display" w:hAnsi="Newsreader Display" w:cs="Newsreader Display"/>
       <w:i/>
       <w:iCs/>
       <w:color w:val="404040" w:themeColor="text1" w:themeTint="BF"/>
@@ -2927,7 +2903,7 @@
     <w:uiPriority w:val="9"/>
     <w:rsid w:val="00FC693F"/>
     <w:rPr>
-      <w:rFonts w:asciiTheme="majorHAnsi" w:eastAsiaTheme="majorEastAsia" w:hAnsiTheme="majorHAnsi" w:cstheme="majorBidi"/>
+      <w:rFonts w:ascii="Newsreader Display" w:hAnsi="Newsreader Display" w:cs="Newsreader Display"/>
       <w:b/>
       <w:bCs/>
       <w:color w:val="365F91" w:themeColor="accent1" w:themeShade="BF"/>
@@ -2942,7 +2918,7 @@
     <w:uiPriority w:val="9"/>
     <w:rsid w:val="00FC693F"/>
     <w:rPr>
-      <w:rFonts w:asciiTheme="majorHAnsi" w:eastAsiaTheme="majorEastAsia" w:hAnsiTheme="majorHAnsi" w:cstheme="majorBidi"/>
+      <w:rFonts w:ascii="Newsreader Display" w:hAnsi="Newsreader Display" w:cs="Newsreader Display"/>
       <w:b/>
       <w:bCs/>
       <w:color w:val="4F81BD" w:themeColor="accent1"/>
@@ -2957,7 +2933,7 @@
     <w:uiPriority w:val="9"/>
     <w:rsid w:val="00FC693F"/>
     <w:rPr>
-      <w:rFonts w:asciiTheme="majorHAnsi" w:eastAsiaTheme="majorEastAsia" w:hAnsiTheme="majorHAnsi" w:cstheme="majorBidi"/>
+      <w:rFonts w:ascii="Newsreader Display" w:hAnsi="Newsreader Display" w:cs="Newsreader Display"/>
       <w:b/>
       <w:bCs/>
       <w:color w:val="4F81BD" w:themeColor="accent1"/>
@@ -2972,17 +2948,17 @@
     <w:qFormat/>
     <w:rsid w:val="00FC693F"/>
     <w:pPr>
-      <w:spacing w:after="160" w:line="252" w:lineRule="auto" w:before="0"/>
+      <w:spacing w:after="200" w:line="245" w:lineRule="auto" w:before="0"/>
       <w:contextualSpacing/>
     </w:pPr>
     <w:rPr>
-      <w:rFonts w:asciiTheme="majorHAnsi" w:eastAsiaTheme="majorEastAsia" w:hAnsiTheme="majorHAnsi" w:cstheme="majorBidi" w:ascii="Playfair Display" w:hAnsi="Playfair Display" w:cs="Playfair Display" w:eastAsia="Playfair Display"/>
+      <w:rFonts w:ascii="Newsreader Display" w:hAnsi="Newsreader Display" w:cs="Newsreader Display" w:eastAsia="Newsreader Display"/>
       <w:b w:val="0"/>
       <w:i w:val="0"/>
       <w:color w:val="103428"/>
       <w:spacing w:val="5"/>
       <w:kern w:val="28"/>
-      <w:sz w:val="60"/>
+      <w:sz w:val="64"/>
       <w:szCs w:val="52"/>
     </w:rPr>
   </w:style>
@@ -2993,7 +2969,7 @@
     <w:uiPriority w:val="10"/>
     <w:rsid w:val="00FC693F"/>
     <w:rPr>
-      <w:rFonts w:asciiTheme="majorHAnsi" w:eastAsiaTheme="majorEastAsia" w:hAnsiTheme="majorHAnsi" w:cstheme="majorBidi"/>
+      <w:rFonts w:ascii="Newsreader Display" w:hAnsi="Newsreader Display" w:cs="Newsreader Display"/>
       <w:color w:val="17365D" w:themeColor="text2" w:themeShade="BF"/>
       <w:spacing w:val="5"/>
       <w:kern w:val="28"/>
@@ -3016,13 +2992,13 @@
       <w:spacing w:before="0" w:after="240" w:line="312" w:lineRule="auto"/>
     </w:pPr>
     <w:rPr>
-      <w:rFonts w:asciiTheme="majorHAnsi" w:eastAsiaTheme="majorEastAsia" w:hAnsiTheme="majorHAnsi" w:cstheme="majorBidi" w:ascii="Source Serif 4" w:hAnsi="Source Serif 4" w:cs="Source Serif 4" w:eastAsia="Source Serif 4"/>
+      <w:rFonts w:ascii="Newsreader Text" w:hAnsi="Newsreader Text" w:cs="Newsreader Text" w:eastAsia="Newsreader Text"/>
       <w:b w:val="0"/>
       <w:i w:val="0"/>
       <w:iCs/>
-      <w:color w:val="2C5040"/>
+      <w:color w:val="5F6662"/>
       <w:spacing w:val="15"/>
-      <w:sz w:val="28"/>
+      <w:sz w:val="26"/>
       <w:szCs w:val="24"/>
     </w:rPr>
   </w:style>
@@ -3033,7 +3009,7 @@
     <w:uiPriority w:val="11"/>
     <w:rsid w:val="00FC693F"/>
     <w:rPr>
-      <w:rFonts w:asciiTheme="majorHAnsi" w:eastAsiaTheme="majorEastAsia" w:hAnsiTheme="majorHAnsi" w:cstheme="majorBidi"/>
+      <w:rFonts w:ascii="Newsreader Display" w:hAnsi="Newsreader Display" w:cs="Newsreader Display"/>
       <w:i/>
       <w:iCs/>
       <w:color w:val="4F81BD" w:themeColor="accent1"/>
@@ -3162,7 +3138,7 @@
       <w:contextualSpacing/>
     </w:pPr>
     <w:rPr>
-      <w:rFonts w:ascii="Inter" w:hAnsi="Inter" w:cs="Inter" w:eastAsia="Inter"/>
+      <w:rFonts w:ascii="Public Sans" w:hAnsi="Public Sans" w:cs="Public Sans" w:eastAsia="Public Sans"/>
       <w:b w:val="0"/>
       <w:i w:val="0"/>
       <w:color w:val="1B201E"/>
@@ -3209,7 +3185,7 @@
       <w:contextualSpacing/>
     </w:pPr>
     <w:rPr>
-      <w:rFonts w:ascii="Inter" w:hAnsi="Inter" w:cs="Inter" w:eastAsia="Inter"/>
+      <w:rFonts w:ascii="Public Sans" w:hAnsi="Public Sans" w:cs="Public Sans" w:eastAsia="Public Sans"/>
       <w:b w:val="0"/>
       <w:i w:val="0"/>
       <w:color w:val="1B201E"/>
@@ -3325,12 +3301,12 @@
       <w:spacing w:before="240" w:after="240" w:line="324" w:lineRule="auto"/>
     </w:pPr>
     <w:rPr>
-      <w:rFonts w:ascii="Source Serif 4" w:hAnsi="Source Serif 4" w:cs="Source Serif 4" w:eastAsia="Source Serif 4"/>
+      <w:rFonts w:ascii="Newsreader Display" w:hAnsi="Newsreader Display" w:cs="Newsreader Display" w:eastAsia="Newsreader Display"/>
       <w:b w:val="0"/>
       <w:i/>
       <w:iCs/>
       <w:color w:val="103428"/>
-      <w:sz w:val="28"/>
+      <w:sz w:val="32"/>
     </w:rPr>
   </w:style>
   <w:style w:type="character" w:customStyle="1" w:styleId="QuoteChar">
@@ -3353,7 +3329,7 @@
     <w:semiHidden/>
     <w:rsid w:val="00FC693F"/>
     <w:rPr>
-      <w:rFonts w:asciiTheme="majorHAnsi" w:eastAsiaTheme="majorEastAsia" w:hAnsiTheme="majorHAnsi" w:cstheme="majorBidi"/>
+      <w:rFonts w:ascii="Newsreader Display" w:hAnsi="Newsreader Display" w:cs="Newsreader Display"/>
       <w:b/>
       <w:bCs/>
       <w:i/>
@@ -3369,7 +3345,7 @@
     <w:semiHidden/>
     <w:rsid w:val="00FC693F"/>
     <w:rPr>
-      <w:rFonts w:asciiTheme="majorHAnsi" w:eastAsiaTheme="majorEastAsia" w:hAnsiTheme="majorHAnsi" w:cstheme="majorBidi"/>
+      <w:rFonts w:ascii="Newsreader Display" w:hAnsi="Newsreader Display" w:cs="Newsreader Display"/>
       <w:color w:val="243F60" w:themeColor="accent1" w:themeShade="7F"/>
     </w:rPr>
   </w:style>
@@ -3381,7 +3357,7 @@
     <w:semiHidden/>
     <w:rsid w:val="00FC693F"/>
     <w:rPr>
-      <w:rFonts w:asciiTheme="majorHAnsi" w:eastAsiaTheme="majorEastAsia" w:hAnsiTheme="majorHAnsi" w:cstheme="majorBidi"/>
+      <w:rFonts w:ascii="Newsreader Display" w:hAnsi="Newsreader Display" w:cs="Newsreader Display"/>
       <w:i/>
       <w:iCs/>
       <w:color w:val="243F60" w:themeColor="accent1" w:themeShade="7F"/>
@@ -3395,7 +3371,7 @@
     <w:semiHidden/>
     <w:rsid w:val="00FC693F"/>
     <w:rPr>
-      <w:rFonts w:asciiTheme="majorHAnsi" w:eastAsiaTheme="majorEastAsia" w:hAnsiTheme="majorHAnsi" w:cstheme="majorBidi"/>
+      <w:rFonts w:ascii="Newsreader Display" w:hAnsi="Newsreader Display" w:cs="Newsreader Display"/>
       <w:i/>
       <w:iCs/>
       <w:color w:val="404040" w:themeColor="text1" w:themeTint="BF"/>
@@ -3409,7 +3385,7 @@
     <w:semiHidden/>
     <w:rsid w:val="00FC693F"/>
     <w:rPr>
-      <w:rFonts w:asciiTheme="majorHAnsi" w:eastAsiaTheme="majorEastAsia" w:hAnsiTheme="majorHAnsi" w:cstheme="majorBidi"/>
+      <w:rFonts w:ascii="Newsreader Display" w:hAnsi="Newsreader Display" w:cs="Newsreader Display"/>
       <w:color w:val="4F81BD" w:themeColor="accent1"/>
       <w:sz w:val="20"/>
       <w:szCs w:val="20"/>
@@ -3423,7 +3399,7 @@
     <w:semiHidden/>
     <w:rsid w:val="00FC693F"/>
     <w:rPr>
-      <w:rFonts w:asciiTheme="majorHAnsi" w:eastAsiaTheme="majorEastAsia" w:hAnsiTheme="majorHAnsi" w:cstheme="majorBidi"/>
+      <w:rFonts w:ascii="Newsreader Display" w:hAnsi="Newsreader Display" w:cs="Newsreader Display"/>
       <w:i/>
       <w:iCs/>
       <w:color w:val="404040" w:themeColor="text1" w:themeTint="BF"/>
@@ -3444,7 +3420,7 @@
       <w:spacing w:line="300" w:lineRule="auto" w:before="60" w:after="200"/>
     </w:pPr>
     <w:rPr>
-      <w:rFonts w:ascii="Inter" w:hAnsi="Inter" w:cs="Inter" w:eastAsia="Inter"/>
+      <w:rFonts w:ascii="Public Sans" w:hAnsi="Public Sans" w:cs="Public Sans" w:eastAsia="Public Sans"/>
       <w:b w:val="0"/>
       <w:bCs/>
       <w:i w:val="0"/>
@@ -5014,7 +4990,7 @@
         <w:spacing w:before="0" w:after="0" w:line="240" w:lineRule="auto"/>
       </w:pPr>
       <w:rPr>
-        <w:rFonts w:asciiTheme="majorHAnsi" w:eastAsiaTheme="majorEastAsia" w:hAnsiTheme="majorHAnsi" w:cstheme="majorBidi"/>
+        <w:rFonts w:ascii="Newsreader Display" w:hAnsi="Newsreader Display" w:cs="Newsreader Display"/>
         <w:b/>
         <w:bCs/>
       </w:rPr>
@@ -5035,7 +5011,7 @@
         <w:spacing w:before="0" w:after="0" w:line="240" w:lineRule="auto"/>
       </w:pPr>
       <w:rPr>
-        <w:rFonts w:asciiTheme="majorHAnsi" w:eastAsiaTheme="majorEastAsia" w:hAnsiTheme="majorHAnsi" w:cstheme="majorBidi"/>
+        <w:rFonts w:ascii="Newsreader Display" w:hAnsi="Newsreader Display" w:cs="Newsreader Display"/>
         <w:b/>
         <w:bCs/>
       </w:rPr>
@@ -5053,14 +5029,14 @@
     </w:tblStylePr>
     <w:tblStylePr w:type="firstCol">
       <w:rPr>
-        <w:rFonts w:asciiTheme="majorHAnsi" w:eastAsiaTheme="majorEastAsia" w:hAnsiTheme="majorHAnsi" w:cstheme="majorBidi"/>
+        <w:rFonts w:ascii="Newsreader Display" w:hAnsi="Newsreader Display" w:cs="Newsreader Display"/>
         <w:b/>
         <w:bCs/>
       </w:rPr>
     </w:tblStylePr>
     <w:tblStylePr w:type="lastCol">
       <w:rPr>
-        <w:rFonts w:asciiTheme="majorHAnsi" w:eastAsiaTheme="majorEastAsia" w:hAnsiTheme="majorHAnsi" w:cstheme="majorBidi"/>
+        <w:rFonts w:ascii="Newsreader Display" w:hAnsi="Newsreader Display" w:cs="Newsreader Display"/>
         <w:b/>
         <w:bCs/>
       </w:rPr>
@@ -5144,7 +5120,7 @@
         <w:spacing w:before="0" w:after="0" w:line="240" w:lineRule="auto"/>
       </w:pPr>
       <w:rPr>
-        <w:rFonts w:asciiTheme="majorHAnsi" w:eastAsiaTheme="majorEastAsia" w:hAnsiTheme="majorHAnsi" w:cstheme="majorBidi"/>
+        <w:rFonts w:ascii="Newsreader Display" w:hAnsi="Newsreader Display" w:cs="Newsreader Display"/>
         <w:b/>
         <w:bCs/>
       </w:rPr>
@@ -5165,7 +5141,7 @@
         <w:spacing w:before="0" w:after="0" w:line="240" w:lineRule="auto"/>
       </w:pPr>
       <w:rPr>
-        <w:rFonts w:asciiTheme="majorHAnsi" w:eastAsiaTheme="majorEastAsia" w:hAnsiTheme="majorHAnsi" w:cstheme="majorBidi"/>
+        <w:rFonts w:ascii="Newsreader Display" w:hAnsi="Newsreader Display" w:cs="Newsreader Display"/>
         <w:b/>
         <w:bCs/>
       </w:rPr>
@@ -5183,14 +5159,14 @@
     </w:tblStylePr>
     <w:tblStylePr w:type="firstCol">
       <w:rPr>
-        <w:rFonts w:asciiTheme="majorHAnsi" w:eastAsiaTheme="majorEastAsia" w:hAnsiTheme="majorHAnsi" w:cstheme="majorBidi"/>
+        <w:rFonts w:ascii="Newsreader Display" w:hAnsi="Newsreader Display" w:cs="Newsreader Display"/>
         <w:b/>
         <w:bCs/>
       </w:rPr>
     </w:tblStylePr>
     <w:tblStylePr w:type="lastCol">
       <w:rPr>
-        <w:rFonts w:asciiTheme="majorHAnsi" w:eastAsiaTheme="majorEastAsia" w:hAnsiTheme="majorHAnsi" w:cstheme="majorBidi"/>
+        <w:rFonts w:ascii="Newsreader Display" w:hAnsi="Newsreader Display" w:cs="Newsreader Display"/>
         <w:b/>
         <w:bCs/>
       </w:rPr>
@@ -5274,7 +5250,7 @@
         <w:spacing w:before="0" w:after="0" w:line="240" w:lineRule="auto"/>
       </w:pPr>
       <w:rPr>
-        <w:rFonts w:asciiTheme="majorHAnsi" w:eastAsiaTheme="majorEastAsia" w:hAnsiTheme="majorHAnsi" w:cstheme="majorBidi"/>
+        <w:rFonts w:ascii="Newsreader Display" w:hAnsi="Newsreader Display" w:cs="Newsreader Display"/>
         <w:b/>
         <w:bCs/>
       </w:rPr>
@@ -5295,7 +5271,7 @@
         <w:spacing w:before="0" w:after="0" w:line="240" w:lineRule="auto"/>
       </w:pPr>
       <w:rPr>
-        <w:rFonts w:asciiTheme="majorHAnsi" w:eastAsiaTheme="majorEastAsia" w:hAnsiTheme="majorHAnsi" w:cstheme="majorBidi"/>
+        <w:rFonts w:ascii="Newsreader Display" w:hAnsi="Newsreader Display" w:cs="Newsreader Display"/>
         <w:b/>
         <w:bCs/>
       </w:rPr>
@@ -5313,14 +5289,14 @@
     </w:tblStylePr>
     <w:tblStylePr w:type="firstCol">
       <w:rPr>
-        <w:rFonts w:asciiTheme="majorHAnsi" w:eastAsiaTheme="majorEastAsia" w:hAnsiTheme="majorHAnsi" w:cstheme="majorBidi"/>
+        <w:rFonts w:ascii="Newsreader Display" w:hAnsi="Newsreader Display" w:cs="Newsreader Display"/>
         <w:b/>
         <w:bCs/>
       </w:rPr>
     </w:tblStylePr>
     <w:tblStylePr w:type="lastCol">
       <w:rPr>
-        <w:rFonts w:asciiTheme="majorHAnsi" w:eastAsiaTheme="majorEastAsia" w:hAnsiTheme="majorHAnsi" w:cstheme="majorBidi"/>
+        <w:rFonts w:ascii="Newsreader Display" w:hAnsi="Newsreader Display" w:cs="Newsreader Display"/>
         <w:b/>
         <w:bCs/>
       </w:rPr>
@@ -5404,7 +5380,7 @@
         <w:spacing w:before="0" w:after="0" w:line="240" w:lineRule="auto"/>
       </w:pPr>
       <w:rPr>
-        <w:rFonts w:asciiTheme="majorHAnsi" w:eastAsiaTheme="majorEastAsia" w:hAnsiTheme="majorHAnsi" w:cstheme="majorBidi"/>
+        <w:rFonts w:ascii="Newsreader Display" w:hAnsi="Newsreader Display" w:cs="Newsreader Display"/>
         <w:b/>
         <w:bCs/>
       </w:rPr>
@@ -5425,7 +5401,7 @@
         <w:spacing w:before="0" w:after="0" w:line="240" w:lineRule="auto"/>
       </w:pPr>
       <w:rPr>
-        <w:rFonts w:asciiTheme="majorHAnsi" w:eastAsiaTheme="majorEastAsia" w:hAnsiTheme="majorHAnsi" w:cstheme="majorBidi"/>
+        <w:rFonts w:ascii="Newsreader Display" w:hAnsi="Newsreader Display" w:cs="Newsreader Display"/>
         <w:b/>
         <w:bCs/>
       </w:rPr>
@@ -5443,14 +5419,14 @@
     </w:tblStylePr>
     <w:tblStylePr w:type="firstCol">
       <w:rPr>
-        <w:rFonts w:asciiTheme="majorHAnsi" w:eastAsiaTheme="majorEastAsia" w:hAnsiTheme="majorHAnsi" w:cstheme="majorBidi"/>
+        <w:rFonts w:ascii="Newsreader Display" w:hAnsi="Newsreader Display" w:cs="Newsreader Display"/>
         <w:b/>
         <w:bCs/>
       </w:rPr>
     </w:tblStylePr>
     <w:tblStylePr w:type="lastCol">
       <w:rPr>
-        <w:rFonts w:asciiTheme="majorHAnsi" w:eastAsiaTheme="majorEastAsia" w:hAnsiTheme="majorHAnsi" w:cstheme="majorBidi"/>
+        <w:rFonts w:ascii="Newsreader Display" w:hAnsi="Newsreader Display" w:cs="Newsreader Display"/>
         <w:b/>
         <w:bCs/>
       </w:rPr>
@@ -5534,7 +5510,7 @@
         <w:spacing w:before="0" w:after="0" w:line="240" w:lineRule="auto"/>
       </w:pPr>
       <w:rPr>
-        <w:rFonts w:asciiTheme="majorHAnsi" w:eastAsiaTheme="majorEastAsia" w:hAnsiTheme="majorHAnsi" w:cstheme="majorBidi"/>
+        <w:rFonts w:ascii="Newsreader Display" w:hAnsi="Newsreader Display" w:cs="Newsreader Display"/>
         <w:b/>
         <w:bCs/>
       </w:rPr>
@@ -5555,7 +5531,7 @@
         <w:spacing w:before="0" w:after="0" w:line="240" w:lineRule="auto"/>
       </w:pPr>
       <w:rPr>
-        <w:rFonts w:asciiTheme="majorHAnsi" w:eastAsiaTheme="majorEastAsia" w:hAnsiTheme="majorHAnsi" w:cstheme="majorBidi"/>
+        <w:rFonts w:ascii="Newsreader Display" w:hAnsi="Newsreader Display" w:cs="Newsreader Display"/>
         <w:b/>
         <w:bCs/>
       </w:rPr>
@@ -5573,14 +5549,14 @@
     </w:tblStylePr>
     <w:tblStylePr w:type="firstCol">
       <w:rPr>
-        <w:rFonts w:asciiTheme="majorHAnsi" w:eastAsiaTheme="majorEastAsia" w:hAnsiTheme="majorHAnsi" w:cstheme="majorBidi"/>
+        <w:rFonts w:ascii="Newsreader Display" w:hAnsi="Newsreader Display" w:cs="Newsreader Display"/>
         <w:b/>
         <w:bCs/>
       </w:rPr>
     </w:tblStylePr>
     <w:tblStylePr w:type="lastCol">
       <w:rPr>
-        <w:rFonts w:asciiTheme="majorHAnsi" w:eastAsiaTheme="majorEastAsia" w:hAnsiTheme="majorHAnsi" w:cstheme="majorBidi"/>
+        <w:rFonts w:ascii="Newsreader Display" w:hAnsi="Newsreader Display" w:cs="Newsreader Display"/>
         <w:b/>
         <w:bCs/>
       </w:rPr>
@@ -5664,7 +5640,7 @@
         <w:spacing w:before="0" w:after="0" w:line="240" w:lineRule="auto"/>
       </w:pPr>
       <w:rPr>
-        <w:rFonts w:asciiTheme="majorHAnsi" w:eastAsiaTheme="majorEastAsia" w:hAnsiTheme="majorHAnsi" w:cstheme="majorBidi"/>
+        <w:rFonts w:ascii="Newsreader Display" w:hAnsi="Newsreader Display" w:cs="Newsreader Display"/>
         <w:b/>
         <w:bCs/>
       </w:rPr>
@@ -5685,7 +5661,7 @@
         <w:spacing w:before="0" w:after="0" w:line="240" w:lineRule="auto"/>
       </w:pPr>
       <w:rPr>
-        <w:rFonts w:asciiTheme="majorHAnsi" w:eastAsiaTheme="majorEastAsia" w:hAnsiTheme="majorHAnsi" w:cstheme="majorBidi"/>
+        <w:rFonts w:ascii="Newsreader Display" w:hAnsi="Newsreader Display" w:cs="Newsreader Display"/>
         <w:b/>
         <w:bCs/>
       </w:rPr>
@@ -5703,14 +5679,14 @@
     </w:tblStylePr>
     <w:tblStylePr w:type="firstCol">
       <w:rPr>
-        <w:rFonts w:asciiTheme="majorHAnsi" w:eastAsiaTheme="majorEastAsia" w:hAnsiTheme="majorHAnsi" w:cstheme="majorBidi"/>
+        <w:rFonts w:ascii="Newsreader Display" w:hAnsi="Newsreader Display" w:cs="Newsreader Display"/>
         <w:b/>
         <w:bCs/>
       </w:rPr>
     </w:tblStylePr>
     <w:tblStylePr w:type="lastCol">
       <w:rPr>
-        <w:rFonts w:asciiTheme="majorHAnsi" w:eastAsiaTheme="majorEastAsia" w:hAnsiTheme="majorHAnsi" w:cstheme="majorBidi"/>
+        <w:rFonts w:ascii="Newsreader Display" w:hAnsi="Newsreader Display" w:cs="Newsreader Display"/>
         <w:b/>
         <w:bCs/>
       </w:rPr>
@@ -5794,7 +5770,7 @@
         <w:spacing w:before="0" w:after="0" w:line="240" w:lineRule="auto"/>
       </w:pPr>
       <w:rPr>
-        <w:rFonts w:asciiTheme="majorHAnsi" w:eastAsiaTheme="majorEastAsia" w:hAnsiTheme="majorHAnsi" w:cstheme="majorBidi"/>
+        <w:rFonts w:ascii="Newsreader Display" w:hAnsi="Newsreader Display" w:cs="Newsreader Display"/>
         <w:b/>
         <w:bCs/>
       </w:rPr>
@@ -5815,7 +5791,7 @@
         <w:spacing w:before="0" w:after="0" w:line="240" w:lineRule="auto"/>
       </w:pPr>
       <w:rPr>
-        <w:rFonts w:asciiTheme="majorHAnsi" w:eastAsiaTheme="majorEastAsia" w:hAnsiTheme="majorHAnsi" w:cstheme="majorBidi"/>
+        <w:rFonts w:ascii="Newsreader Display" w:hAnsi="Newsreader Display" w:cs="Newsreader Display"/>
         <w:b/>
         <w:bCs/>
       </w:rPr>
@@ -5833,14 +5809,14 @@
     </w:tblStylePr>
     <w:tblStylePr w:type="firstCol">
       <w:rPr>
-        <w:rFonts w:asciiTheme="majorHAnsi" w:eastAsiaTheme="majorEastAsia" w:hAnsiTheme="majorHAnsi" w:cstheme="majorBidi"/>
+        <w:rFonts w:ascii="Newsreader Display" w:hAnsi="Newsreader Display" w:cs="Newsreader Display"/>
         <w:b/>
         <w:bCs/>
       </w:rPr>
     </w:tblStylePr>
     <w:tblStylePr w:type="lastCol">
       <w:rPr>
-        <w:rFonts w:asciiTheme="majorHAnsi" w:eastAsiaTheme="majorEastAsia" w:hAnsiTheme="majorHAnsi" w:cstheme="majorBidi"/>
+        <w:rFonts w:ascii="Newsreader Display" w:hAnsi="Newsreader Display" w:cs="Newsreader Display"/>
         <w:b/>
         <w:bCs/>
       </w:rPr>
@@ -7705,7 +7681,7 @@
     </w:tblPr>
     <w:tblStylePr w:type="firstRow">
       <w:rPr>
-        <w:rFonts w:asciiTheme="majorHAnsi" w:eastAsiaTheme="majorEastAsia" w:hAnsiTheme="majorHAnsi" w:cstheme="majorBidi"/>
+        <w:rFonts w:ascii="Newsreader Display" w:hAnsi="Newsreader Display" w:cs="Newsreader Display"/>
       </w:rPr>
       <w:tblPr/>
       <w:tcPr>
@@ -7789,7 +7765,7 @@
     </w:tblPr>
     <w:tblStylePr w:type="firstRow">
       <w:rPr>
-        <w:rFonts w:asciiTheme="majorHAnsi" w:eastAsiaTheme="majorEastAsia" w:hAnsiTheme="majorHAnsi" w:cstheme="majorBidi"/>
+        <w:rFonts w:ascii="Newsreader Display" w:hAnsi="Newsreader Display" w:cs="Newsreader Display"/>
       </w:rPr>
       <w:tblPr/>
       <w:tcPr>
@@ -7873,7 +7849,7 @@
     </w:tblPr>
     <w:tblStylePr w:type="firstRow">
       <w:rPr>
-        <w:rFonts w:asciiTheme="majorHAnsi" w:eastAsiaTheme="majorEastAsia" w:hAnsiTheme="majorHAnsi" w:cstheme="majorBidi"/>
+        <w:rFonts w:ascii="Newsreader Display" w:hAnsi="Newsreader Display" w:cs="Newsreader Display"/>
       </w:rPr>
       <w:tblPr/>
       <w:tcPr>
@@ -7957,7 +7933,7 @@
     </w:tblPr>
     <w:tblStylePr w:type="firstRow">
       <w:rPr>
-        <w:rFonts w:asciiTheme="majorHAnsi" w:eastAsiaTheme="majorEastAsia" w:hAnsiTheme="majorHAnsi" w:cstheme="majorBidi"/>
+        <w:rFonts w:ascii="Newsreader Display" w:hAnsi="Newsreader Display" w:cs="Newsreader Display"/>
       </w:rPr>
       <w:tblPr/>
       <w:tcPr>
@@ -8041,7 +8017,7 @@
     </w:tblPr>
     <w:tblStylePr w:type="firstRow">
       <w:rPr>
-        <w:rFonts w:asciiTheme="majorHAnsi" w:eastAsiaTheme="majorEastAsia" w:hAnsiTheme="majorHAnsi" w:cstheme="majorBidi"/>
+        <w:rFonts w:ascii="Newsreader Display" w:hAnsi="Newsreader Display" w:cs="Newsreader Display"/>
       </w:rPr>
       <w:tblPr/>
       <w:tcPr>
@@ -8125,7 +8101,7 @@
     </w:tblPr>
     <w:tblStylePr w:type="firstRow">
       <w:rPr>
-        <w:rFonts w:asciiTheme="majorHAnsi" w:eastAsiaTheme="majorEastAsia" w:hAnsiTheme="majorHAnsi" w:cstheme="majorBidi"/>
+        <w:rFonts w:ascii="Newsreader Display" w:hAnsi="Newsreader Display" w:cs="Newsreader Display"/>
       </w:rPr>
       <w:tblPr/>
       <w:tcPr>
@@ -8209,7 +8185,7 @@
     </w:tblPr>
     <w:tblStylePr w:type="firstRow">
       <w:rPr>
-        <w:rFonts w:asciiTheme="majorHAnsi" w:eastAsiaTheme="majorEastAsia" w:hAnsiTheme="majorHAnsi" w:cstheme="majorBidi"/>
+        <w:rFonts w:ascii="Newsreader Display" w:hAnsi="Newsreader Display" w:cs="Newsreader Display"/>
       </w:rPr>
       <w:tblPr/>
       <w:tcPr>
@@ -8274,7 +8250,7 @@
       <w:spacing w:after="0" w:line="240" w:lineRule="auto"/>
     </w:pPr>
     <w:rPr>
-      <w:rFonts w:asciiTheme="majorHAnsi" w:eastAsiaTheme="majorEastAsia" w:hAnsiTheme="majorHAnsi" w:cstheme="majorBidi"/>
+      <w:rFonts w:ascii="Newsreader Display" w:hAnsi="Newsreader Display" w:cs="Newsreader Display"/>
       <w:color w:val="000000" w:themeColor="text1"/>
     </w:rPr>
     <w:tblPr>
@@ -8402,7 +8378,7 @@
       <w:spacing w:after="0" w:line="240" w:lineRule="auto"/>
     </w:pPr>
     <w:rPr>
-      <w:rFonts w:asciiTheme="majorHAnsi" w:eastAsiaTheme="majorEastAsia" w:hAnsiTheme="majorHAnsi" w:cstheme="majorBidi"/>
+      <w:rFonts w:ascii="Newsreader Display" w:hAnsi="Newsreader Display" w:cs="Newsreader Display"/>
       <w:color w:val="000000" w:themeColor="text1"/>
     </w:rPr>
     <w:tblPr>
@@ -8530,7 +8506,7 @@
       <w:spacing w:after="0" w:line="240" w:lineRule="auto"/>
     </w:pPr>
     <w:rPr>
-      <w:rFonts w:asciiTheme="majorHAnsi" w:eastAsiaTheme="majorEastAsia" w:hAnsiTheme="majorHAnsi" w:cstheme="majorBidi"/>
+      <w:rFonts w:ascii="Newsreader Display" w:hAnsi="Newsreader Display" w:cs="Newsreader Display"/>
       <w:color w:val="000000" w:themeColor="text1"/>
     </w:rPr>
     <w:tblPr>
@@ -8658,7 +8634,7 @@
       <w:spacing w:after="0" w:line="240" w:lineRule="auto"/>
     </w:pPr>
     <w:rPr>
-      <w:rFonts w:asciiTheme="majorHAnsi" w:eastAsiaTheme="majorEastAsia" w:hAnsiTheme="majorHAnsi" w:cstheme="majorBidi"/>
+      <w:rFonts w:ascii="Newsreader Display" w:hAnsi="Newsreader Display" w:cs="Newsreader Display"/>
       <w:color w:val="000000" w:themeColor="text1"/>
     </w:rPr>
     <w:tblPr>
@@ -8786,7 +8762,7 @@
       <w:spacing w:after="0" w:line="240" w:lineRule="auto"/>
     </w:pPr>
     <w:rPr>
-      <w:rFonts w:asciiTheme="majorHAnsi" w:eastAsiaTheme="majorEastAsia" w:hAnsiTheme="majorHAnsi" w:cstheme="majorBidi"/>
+      <w:rFonts w:ascii="Newsreader Display" w:hAnsi="Newsreader Display" w:cs="Newsreader Display"/>
       <w:color w:val="000000" w:themeColor="text1"/>
     </w:rPr>
     <w:tblPr>
@@ -8914,7 +8890,7 @@
       <w:spacing w:after="0" w:line="240" w:lineRule="auto"/>
     </w:pPr>
     <w:rPr>
-      <w:rFonts w:asciiTheme="majorHAnsi" w:eastAsiaTheme="majorEastAsia" w:hAnsiTheme="majorHAnsi" w:cstheme="majorBidi"/>
+      <w:rFonts w:ascii="Newsreader Display" w:hAnsi="Newsreader Display" w:cs="Newsreader Display"/>
       <w:color w:val="000000" w:themeColor="text1"/>
     </w:rPr>
     <w:tblPr>
@@ -9042,7 +9018,7 @@
       <w:spacing w:after="0" w:line="240" w:lineRule="auto"/>
     </w:pPr>
     <w:rPr>
-      <w:rFonts w:asciiTheme="majorHAnsi" w:eastAsiaTheme="majorEastAsia" w:hAnsiTheme="majorHAnsi" w:cstheme="majorBidi"/>
+      <w:rFonts w:ascii="Newsreader Display" w:hAnsi="Newsreader Display" w:cs="Newsreader Display"/>
       <w:color w:val="000000" w:themeColor="text1"/>
     </w:rPr>
     <w:tblPr>
@@ -9681,7 +9657,7 @@
       <w:spacing w:after="0" w:line="240" w:lineRule="auto"/>
     </w:pPr>
     <w:rPr>
-      <w:rFonts w:asciiTheme="majorHAnsi" w:eastAsiaTheme="majorEastAsia" w:hAnsiTheme="majorHAnsi" w:cstheme="majorBidi"/>
+      <w:rFonts w:ascii="Newsreader Display" w:hAnsi="Newsreader Display" w:cs="Newsreader Display"/>
       <w:color w:val="000000" w:themeColor="text1"/>
     </w:rPr>
     <w:tblPr>
@@ -9806,7 +9782,7 @@
       <w:spacing w:after="0" w:line="240" w:lineRule="auto"/>
     </w:pPr>
     <w:rPr>
-      <w:rFonts w:asciiTheme="majorHAnsi" w:eastAsiaTheme="majorEastAsia" w:hAnsiTheme="majorHAnsi" w:cstheme="majorBidi"/>
+      <w:rFonts w:ascii="Newsreader Display" w:hAnsi="Newsreader Display" w:cs="Newsreader Display"/>
       <w:color w:val="000000" w:themeColor="text1"/>
     </w:rPr>
     <w:tblPr>
@@ -9931,7 +9907,7 @@
       <w:spacing w:after="0" w:line="240" w:lineRule="auto"/>
     </w:pPr>
     <w:rPr>
-      <w:rFonts w:asciiTheme="majorHAnsi" w:eastAsiaTheme="majorEastAsia" w:hAnsiTheme="majorHAnsi" w:cstheme="majorBidi"/>
+      <w:rFonts w:ascii="Newsreader Display" w:hAnsi="Newsreader Display" w:cs="Newsreader Display"/>
       <w:color w:val="000000" w:themeColor="text1"/>
     </w:rPr>
     <w:tblPr>
@@ -10056,7 +10032,7 @@
       <w:spacing w:after="0" w:line="240" w:lineRule="auto"/>
     </w:pPr>
     <w:rPr>
-      <w:rFonts w:asciiTheme="majorHAnsi" w:eastAsiaTheme="majorEastAsia" w:hAnsiTheme="majorHAnsi" w:cstheme="majorBidi"/>
+      <w:rFonts w:ascii="Newsreader Display" w:hAnsi="Newsreader Display" w:cs="Newsreader Display"/>
       <w:color w:val="000000" w:themeColor="text1"/>
     </w:rPr>
     <w:tblPr>
@@ -10181,7 +10157,7 @@
       <w:spacing w:after="0" w:line="240" w:lineRule="auto"/>
     </w:pPr>
     <w:rPr>
-      <w:rFonts w:asciiTheme="majorHAnsi" w:eastAsiaTheme="majorEastAsia" w:hAnsiTheme="majorHAnsi" w:cstheme="majorBidi"/>
+      <w:rFonts w:ascii="Newsreader Display" w:hAnsi="Newsreader Display" w:cs="Newsreader Display"/>
       <w:color w:val="000000" w:themeColor="text1"/>
     </w:rPr>
     <w:tblPr>
@@ -10306,7 +10282,7 @@
       <w:spacing w:after="0" w:line="240" w:lineRule="auto"/>
     </w:pPr>
     <w:rPr>
-      <w:rFonts w:asciiTheme="majorHAnsi" w:eastAsiaTheme="majorEastAsia" w:hAnsiTheme="majorHAnsi" w:cstheme="majorBidi"/>
+      <w:rFonts w:ascii="Newsreader Display" w:hAnsi="Newsreader Display" w:cs="Newsreader Display"/>
       <w:color w:val="000000" w:themeColor="text1"/>
     </w:rPr>
     <w:tblPr>
@@ -10431,7 +10407,7 @@
       <w:spacing w:after="0" w:line="240" w:lineRule="auto"/>
     </w:pPr>
     <w:rPr>
-      <w:rFonts w:asciiTheme="majorHAnsi" w:eastAsiaTheme="majorEastAsia" w:hAnsiTheme="majorHAnsi" w:cstheme="majorBidi"/>
+      <w:rFonts w:ascii="Newsreader Display" w:hAnsi="Newsreader Display" w:cs="Newsreader Display"/>
       <w:color w:val="000000" w:themeColor="text1"/>
     </w:rPr>
     <w:tblPr>
@@ -14346,27 +14322,27 @@
       <w:spacing w:before="0" w:after="80" w:line="288" w:lineRule="auto"/>
     </w:pPr>
     <w:rPr>
-      <w:rFonts w:ascii="Inter" w:hAnsi="Inter" w:cs="Inter" w:eastAsia="Inter"/>
+      <w:rFonts w:ascii="Public Sans" w:hAnsi="Public Sans" w:cs="Public Sans" w:eastAsia="Public Sans"/>
       <w:b/>
       <w:i w:val="0"/>
       <w:caps/>
-      <w:color w:val="9A6510"/>
-      <w:sz w:val="16"/>
-      <w:spacing w:val="32"/>
+      <w:color w:val="8A5A0C"/>
+      <w:sz w:val="15"/>
+      <w:spacing w:val="12"/>
     </w:rPr>
   </w:style>
   <w:style w:type="paragraph" w:customStyle="1" w:styleId="Lead">
     <w:name w:val="Lead"/>
     <w:basedOn w:val="Normal"/>
     <w:pPr>
-      <w:spacing w:before="0" w:after="200" w:line="336" w:lineRule="auto"/>
+      <w:spacing w:before="0" w:after="240" w:line="331" w:lineRule="auto"/>
     </w:pPr>
     <w:rPr>
-      <w:rFonts w:ascii="Source Serif 4" w:hAnsi="Source Serif 4" w:cs="Source Serif 4" w:eastAsia="Source Serif 4"/>
+      <w:rFonts w:ascii="Newsreader Text" w:hAnsi="Newsreader Text" w:cs="Newsreader Text" w:eastAsia="Newsreader Text"/>
       <w:b w:val="0"/>
       <w:i w:val="0"/>
       <w:color w:val="103428"/>
-      <w:sz w:val="25"/>
+      <w:sz w:val="26"/>
     </w:rPr>
   </w:style>
   <w:style w:type="paragraph" w:customStyle="1" w:styleId="Small">
@@ -14376,7 +14352,7 @@
       <w:spacing w:before="0" w:after="40" w:line="300" w:lineRule="auto"/>
     </w:pPr>
     <w:rPr>
-      <w:rFonts w:ascii="Inter" w:hAnsi="Inter" w:cs="Inter" w:eastAsia="Inter"/>
+      <w:rFonts w:ascii="Public Sans" w:hAnsi="Public Sans" w:cs="Public Sans" w:eastAsia="Public Sans"/>
       <w:b w:val="0"/>
       <w:i w:val="0"/>
       <w:color w:val="5F6662"/>
@@ -14390,7 +14366,7 @@
       <w:spacing w:before="20" w:after="20" w:line="276" w:lineRule="auto"/>
     </w:pPr>
     <w:rPr>
-      <w:rFonts w:ascii="Inter" w:hAnsi="Inter" w:cs="Inter" w:eastAsia="Inter"/>
+      <w:rFonts w:ascii="Public Sans" w:hAnsi="Public Sans" w:cs="Public Sans" w:eastAsia="Public Sans"/>
       <w:b w:val="0"/>
       <w:i w:val="0"/>
       <w:color w:val="1B201E"/>
@@ -14404,13 +14380,13 @@
       <w:spacing w:before="40" w:after="40" w:line="264" w:lineRule="auto"/>
     </w:pPr>
     <w:rPr>
-      <w:rFonts w:ascii="Inter" w:hAnsi="Inter" w:cs="Inter" w:eastAsia="Inter"/>
+      <w:rFonts w:ascii="Public Sans" w:hAnsi="Public Sans" w:cs="Public Sans" w:eastAsia="Public Sans"/>
       <w:b/>
       <w:i w:val="0"/>
       <w:caps/>
       <w:color w:val="103428"/>
-      <w:sz w:val="16"/>
-      <w:spacing w:val="12"/>
+      <w:sz w:val="15"/>
+      <w:spacing w:val="10"/>
     </w:rPr>
   </w:style>
 </w:styles>
